--- a/docs/pack-commercial/PROCEDURE-RESILIATION_interne.docx
+++ b/docs/pack-commercial/PROCEDURE-RESILIATION_interne.docx
@@ -366,7 +366,7 @@
                 <w:b w:val="0"/>
                 <w:sz w:val="17"/>
               </w:rPr>
-              <w:t>Mensualités restantes jusqu'au terme = indemnité (négociable par IDEAFORMA seul : ex. 50 % si règlement immédiat)</w:t>
+              <w:t xml:space="preserve">Frais de résiliation anticipée (CGV v2.0, art. 2.3) = rattrapage de la remise sur les mois consommés + mise en service offerte + indemnité forfaitaire de 50 % des mensualités HT restantes ; ce qui a été payé d'avance s'impute (2.4). Négociable à la baisse par IDEAFORMA seul.</w:t>
             </w:r>
           </w:p>
         </w:tc>
@@ -515,7 +515,7 @@
                 <w:b w:val="0"/>
                 <w:sz w:val="17"/>
               </w:rPr>
-              <w:t>Impayés + mensualités restantes si engagé + pénalités L441-10</w:t>
+              <w:t xml:space="preserve">Impayés + frais de résiliation anticipée (CGV art. 2.3) si engagé + pénalités L441-10</w:t>
             </w:r>
           </w:p>
         </w:tc>
@@ -766,13 +766,7 @@
           <w:b/>
           <w:sz w:val="20"/>
         </w:rPr>
-        <w:t xml:space="preserve">J+45 : </w:t>
-      </w:r>
-      <w:r>
-        <w:rPr>
-          <w:sz w:val="20"/>
-        </w:rPr>
-        <w:t>mise en demeure (recommandé ou email avec accusé) : impayés + pénalités (3 × taux légal) + 40 € de frais de recouvrement ; si engagé, mensualités restantes.</w:t>
+        <w:t xml:space="preserve">J+45 : mise en demeure (recommandé ou email avec accusé) : impayés + pénalités (3 × taux légal) + 40 € de frais de recouvrement ; si engagé, frais de résiliation anticipée (rattrapage de remise + mise en service + 50 % des mensualités restantes, CGV art. 2.3).</w:t>
       </w:r>
     </w:p>
     <w:p>
